--- a/e2e/fixtures/alternatecontent-textbox.docx
+++ b/e2e/fixtures/alternatecontent-textbox.docx
@@ -1,6 +1,6 @@
 
 <file path=word/document.xml><?xml version="1.0" encoding="utf-8"?>
-<w:document xmlns:w="http://schemas.openxmlformats.org/wordprocessingml/2006/main" xmlns:r="http://schemas.openxmlformats.org/officeDocument/2006/relationships" xmlns:wp="http://schemas.openxmlformats.org/drawingml/2006/wordprocessingDrawing" xmlns:a="http://schemas.openxmlformats.org/drawingml/2006/main" xmlns:wps="http://schemas.microsoft.com/office/word/2010/wordprocessingShape" xmlns:mc="http://schemas.openxmlformats.org/markup-compatibility/2006" mc:Ignorable="wps wp14">
+<w:document xmlns:wp14="http://schemas.microsoft.com/office/word/2010/wordprocessingDrawing" xmlns:w14="http://schemas.microsoft.com/office/word/2010/wordml" xmlns:w="http://schemas.openxmlformats.org/wordprocessingml/2006/main" xmlns:r="http://schemas.openxmlformats.org/officeDocument/2006/relationships" xmlns:wp="http://schemas.openxmlformats.org/drawingml/2006/wordprocessingDrawing" xmlns:a="http://schemas.openxmlformats.org/drawingml/2006/main" xmlns:wps="http://schemas.microsoft.com/office/word/2010/wordprocessingShape" xmlns:mc="http://schemas.openxmlformats.org/markup-compatibility/2006" mc:Ignorable="wps wp14">
   <w:body>
     <w:p>
       <w:r>
